--- a/GSI7723_short_essay_보험상담AI에이전트x블록체인인슈어테크.docx
+++ b/GSI7723_short_essay_보험상담AI에이전트x블록체인인슈어테크.docx
@@ -467,13 +467,7 @@
         <w:rPr>
           <w:rFonts w:ascii="Malgun Gothic" w:eastAsia="Malgun Gothic" w:hAnsi="Malgun Gothic"/>
         </w:rPr>
-        <w:t xml:space="preserve">(B) AI 도입/활용 트랙</w:t>
-      </w:r>
-      <w:r>
-        <w:rPr>
-          <w:rFonts w:ascii="Malgun Gothic" w:eastAsia="Malgun Gothic" w:hAnsi="Malgun Gothic"/>
-        </w:rPr>
-        <w:t xml:space="preserve">    </w:t>
+        <w:t xml:space="preserve">(B) AI 도입/활용 트랙    </w:t>
       </w:r>
       <w:r>
         <w:rPr>
@@ -486,7 +480,7 @@
         <w:rPr>
           <w:rFonts w:ascii="Malgun Gothic" w:eastAsia="Malgun Gothic" w:hAnsi="Malgun Gothic"/>
         </w:rPr>
-        <w:t xml:space="preserve">보험상담 AI Agent × 블록체인 인슈어테크 — GPT-4o 기반 AI Agent와 스마트컨트랙트 결합으로 치아보험 가입·납입·청구·지급을 자동화·투명화하는 캡스톤 프로젝트</w:t>
+        <w:t xml:space="preserve">보험상담 AI Agent × 블록체인 인슈어테크 — LLM 기반 AI Agent와 스마트컨트랙트 결합으로 치아보험 가입·납입·청구·지급을 자동화·투명화하는 캡스톤 프로젝트</w:t>
       </w:r>
     </w:p>
     <w:p>
@@ -1746,7 +1740,7 @@
                 <w:sz w:val="18"/>
                 <w:szCs w:val="18"/>
               </w:rPr>
-              <w:t xml:space="preserve">– AI로 대체·보완·자동화하려는 업무: GPT-4o 기반 AI Agent가 상담·상품추천과 17종 언더라이팅 심사를 자율 수행, 블록체인 스마트컨트랙트가 청약·납입·청구·지급·준비금 관리를 자동화</w:t>
+              <w:t xml:space="preserve">– AI로 대체·보완·자동화하려는 업무: LLM 기반 AI Agent가 상담·상품추천과 18종 언더라이팅 심사를 자율 수행, 블록체인 스마트컨트랙트가 청약·납입·청구·지급·준비금 관리를 자동화</w:t>
             </w:r>
           </w:p>
         </w:tc>
@@ -1901,7 +1895,7 @@
                 <w:sz w:val="18"/>
                 <w:szCs w:val="18"/>
               </w:rPr>
-              <w:t xml:space="preserve">– AI 모델·솔루션: 자체 파인튜닝 대신 OpenAI GPT-4o API를 tool-calling 방식으로 활용(외부 솔루션 도입), 보험다모아 실시간 공시·ChromaDB RAG 지식베이스·실시간 웹검색으로 근거 보강</w:t>
+              <w:t xml:space="preserve">– AI 모델·솔루션: 자체 파인튜닝 대신 OpenAI LLM API를 tool-calling 방식으로 활용(외부 솔루션 도입), 보험다모아 실시간 공시·ChromaDB RAG 지식베이스·실시간 웹검색으로 근거 보강</w:t>
             </w:r>
           </w:p>
           <w:p>
@@ -2175,11 +2169,12 @@
                 <w:sz w:val="18"/>
                 <w:szCs w:val="18"/>
               </w:rPr>
-              <w:t xml:space="preserve">– 조직·프로세스: AI를 '자율 실행(Agent)'과 '참고용 권고(어드바이저)'로 이원화하는 거버넌스를 전사 AI 도입 표준으로 확장 가능, 신용·병력 소외 고객까지 포용하는 언더라이팅이 신규 고객군 확보 기회로 연결</w:t>
-            </w:r>
-          </w:p>
-          <w:p>
-            <w:pPr>
+              <w:t xml:space="preserve">– 조직·프로세스: AI를 '자율 실행(Agent)'·'참고용 권고(어드바이저, Human-in-the-Loop)'·'AI 미관여 규칙 기반 자동화'로 삼원화하는 거버넌스를 전사 표준으로 확장 가능(예: 고액 청구=어드바이저 의견+사람 승인, 소액 청구·자동납부·파라메트릭보험=규칙 기반 자동화), 신용·병력 소외 고객까지 포용하는 언더라이팅이 신규 고객군 확보 기회로 연결</w:t>
+            </w:r>
+          </w:p>
+          <w:p>
+            <w:pPr>
+              <w:spacing w:after="60"/>
               <w:rPr>
                 <w:rFonts w:ascii="Malgun Gothic" w:eastAsia="Malgun Gothic" w:hAnsi="Malgun Gothic"/>
                 <w:sz w:val="18"/>
@@ -2193,6 +2188,23 @@
                 <w:szCs w:val="18"/>
               </w:rPr>
               <w:t xml:space="preserve">– 남은 과제: 스마트컨트랙트 불변성(로직 수정 어려움)과 규제 불확실성은 프록시 패턴 도입, 규제 샌드박스 참여로 보완 필요</w:t>
+            </w:r>
+          </w:p>
+          <w:p>
+            <w:pPr>
+              <w:rPr>
+                <w:rFonts w:ascii="Malgun Gothic" w:eastAsia="Malgun Gothic" w:hAnsi="Malgun Gothic"/>
+                <w:sz w:val="18"/>
+                <w:szCs w:val="18"/>
+              </w:rPr>
+            </w:pPr>
+            <w:r>
+              <w:rPr>
+                <w:rFonts w:ascii="Malgun Gothic" w:eastAsia="Malgun Gothic" w:hAnsi="Malgun Gothic"/>
+                <w:sz w:val="18"/>
+                <w:szCs w:val="18"/>
+              </w:rPr>
+              <w:t xml:space="preserve">– 사업 확장: 기존 인프라(오라클·준비금 계좌)를 재사용해 파라메트릭 자동지급 보험·씬파일러 유연납입·웰니스 연동 동적 보험료·재보험풀(외부 유동성 공급)·B2B API 라이선싱 5개 신규 상품·서비스를 실제로 구현·검증함 — 손해율 관리부터 반복수익(API)까지 서로 다른 수익모델 확보</w:t>
             </w:r>
           </w:p>
         </w:tc>
@@ -2422,7 +2434,7 @@
                 <w:sz w:val="18"/>
                 <w:szCs w:val="18"/>
               </w:rPr>
-              <w:t xml:space="preserve">– 언더라이팅 AI Agent가 암 완치자 심사·유병자 요율·씬파일러 신용보완 등 17개 시나리오를 자율 수행함을 확인</w:t>
+              <w:t xml:space="preserve">– 언더라이팅 AI Agent가 암 완치자 심사·유병자 요율·씬파일러 신용보완 등 18개 시나리오를 자율 수행함을 확인</w:t>
             </w:r>
           </w:p>
           <w:p>
@@ -2669,7 +2681,7 @@
                 <w:sz w:val="18"/>
                 <w:szCs w:val="18"/>
               </w:rPr>
-              <w:t xml:space="preserve">– 활용 AI: GPT-4o(OpenAI API) 단일 모델로 상담 오케스트레이터·언더라이팅/신용점수 서브에이전트·청구·청약 어드바이저·증권 요약까지 일관 구성</w:t>
+              <w:t xml:space="preserve">– 활용 AI: LLM(OpenAI API) 단일 모델로 상담 오케스트레이터·언더라이팅/신용점수 서브에이전트·청구·청약 어드바이저·증권 요약까지 일관 구성</w:t>
             </w:r>
           </w:p>
           <w:p>

--- a/GSI7723_short_essay_보험상담AI에이전트x블록체인인슈어테크.docx
+++ b/GSI7723_short_essay_보험상담AI에이전트x블록체인인슈어테크.docx
@@ -2204,7 +2204,7 @@
                 <w:sz w:val="18"/>
                 <w:szCs w:val="18"/>
               </w:rPr>
-              <w:t xml:space="preserve">– 사업 확장: 기존 인프라(오라클·준비금 계좌)를 재사용해 파라메트릭 자동지급 보험·씬파일러 유연납입·웰니스 연동 동적 보험료·재보험풀(외부 유동성 공급)·B2B API 라이선싱 5개 신규 상품·서비스를 실제로 구현·검증함 — 손해율 관리부터 반복수익(API)까지 서로 다른 수익모델 확보</w:t>
+              <w:t xml:space="preserve">– 사업 확장: 기존 인프라(오라클·준비금 계좌)를 재사용해 파라메트릭 자동지급 보험·씬파일러 유연납입·웰니스 연동 동적 보험료·재보험풀(외부 유동성 공급)·B2B API 라이선싱에 더해 손해율·합산비율 수익성 대시보드·재보험풀 1클릭 정산·B2B 월별 정산 리포트까지 구현·검증함 — 1회성/연속성/비용절감전환/수수료절감 4유형 수익구조를 확보했고, 보험업법상 직접 라이선스 대신 기존 보험사 대상 B2B 기술공급으로 포지셔닝해 한국핀테크지원센터 디지털 금융기술 내재화 사업·금융위 혁신금융서비스(규제샌드박스) 연계를 1차 실행 경로로 설정</w:t>
             </w:r>
           </w:p>
         </w:tc>
